--- a/public/classroom/iqya-3050-2026-20/documentos/IQYA-3050-Formato-Entrega-Final-2026-20-8B.docx
+++ b/public/classroom/iqya-3050-2026-20/documentos/IQYA-3050-Formato-Entrega-Final-2026-20-8B.docx
@@ -1670,7 +1670,7 @@
         <w:pStyle w:val="Instruccion"/>
       </w:pPr>
       <w:r>
-        <w:t xml:space="preserve">Consulta la página del Comité de Ética de la Facultad de Ingeniería. Escribe una reflexión corta sobre las implicaciones éticas que podría tener el proyecto y caracteriza su nivel de riesgo con el diagrama de flujo de la sección «¿Cómo clasifico el nivel de riesgo de mi proyecto?». Con tu mentor, decide si el proyecto debe presentarse al comité; si debe, revisa el formulario de la sección «Presentación de documentos».</w:t>
+        <w:t xml:space="preserve">Consulta la página del Comité de Ética de la Facultad de Ingeniería. Escribe una reflexión corta sobre las implicaciones éticas del proyecto: a quién podría afectar, cómo, y qué harás para evitarlo. Caracteriza su nivel de riesgo con el diagrama de la sección «¿Cómo clasifico el nivel de riesgo de mi proyecto?» o con la herramienta «Clasifique su reto» del curso. En este seminario todos los equipos envían su solicitud por Platypus (platypus.uniandes.edu.co) hacia la penúltima clase, con los documentos que pide la sección «¿Qué documentos debo presentar?».</w:t>
       </w:r>
     </w:p>
     <w:p>
@@ -1688,6 +1688,19 @@
     </w:p>
     <w:p>
       <w:pPr>
+        <w:pStyle w:val="Heading3"/>
+      </w:pPr>
+      <w:r>
+        <w:t xml:space="preserve">Constancia de envío a Platypus</w:t>
+      </w:r>
+    </w:p>
+    <w:p>
+      <w:pPr>
+        <w:pStyle w:val="Normal"/>
+      </w:pPr>
+    </w:p>
+    <w:p>
+      <w:pPr>
         <w:pStyle w:val="AvisoEtiqueta"/>
       </w:pPr>
       <w:r>
@@ -1699,7 +1712,7 @@
         <w:pStyle w:val="Aviso"/>
       </w:pPr>
       <w:r>
-        <w:t xml:space="preserve">La propuesta final incluye el certificado del curso Ética de la Investigación, disponible en Bloque Neón. Sin ese certificado la entrega está incompleta.</w:t>
+        <w:t xml:space="preserve">La propuesta final incluye el certificado del curso de ética (Bloque Neón o CITI Program) y la constancia de envío de la solicitud por Platypus. Sin ellos la entrega está incompleta.</w:t>
       </w:r>
     </w:p>
     <w:p>
